--- a/Knowledge/3-Work knowledge/1-Software Engineering/2-Testing/5-My Source/1-ISTQB Foundation Level/5-Test Management/4-Types of Testing Metrics/4-Defect Metrics.docx
+++ b/Knowledge/3-Work knowledge/1-Software Engineering/2-Testing/5-My Source/1-ISTQB Foundation Level/5-Test Management/4-Types of Testing Metrics/4-Defect Metrics.docx
@@ -38,51 +38,77 @@
       </w:pPr>
       <w:r>
         <w:rPr>
-          <w:b/>
-          <w:shd w:val="clear" w:color="auto" w:fill="B7B7B7"/>
-        </w:rPr>
-        <w:t># Source</w:t>
-      </w:r>
-      <w:r>
-        <w:rPr>
-          <w:shd w:val="clear" w:color="auto" w:fill="B7B7B7"/>
-        </w:rPr>
-        <w:t xml:space="preserve">: </w:t>
-      </w:r>
-      <w:r>
-        <w:rPr>
-          <w:b/>
-          <w:shd w:val="clear" w:color="auto" w:fill="B7B7B7"/>
-        </w:rPr>
-        <w:t xml:space="preserve">Chatgpt </w:t>
-      </w:r>
-      <w:r>
-        <w:rPr>
-          <w:b/>
-          <w:sz w:val="14"/>
-          <w:szCs w:val="14"/>
-          <w:shd w:val="clear" w:color="auto" w:fill="B7B7B7"/>
-        </w:rPr>
-        <w:t>(GPT</w:t>
-      </w:r>
-      <w:r>
-        <w:rPr>
-          <w:rFonts w:ascii="Cambria Math" w:hAnsi="Cambria Math" w:cs="Cambria Math"/>
-          <w:b/>
-          <w:sz w:val="14"/>
-          <w:szCs w:val="14"/>
-          <w:shd w:val="clear" w:color="auto" w:fill="B7B7B7"/>
+          <w:rFonts w:ascii="Arial" w:eastAsia="Arial" w:hAnsi="Arial" w:cs="Arial"/>
+          <w:b/>
+          <w:color w:val="000000"/>
+          <w:sz w:val="18"/>
+          <w:highlight w:val="lightGray"/>
+        </w:rPr>
+        <w:t># Source: AI Source: Provided by: [Data Path</w:t>
+      </w:r>
+      <w:r>
+        <w:rPr>
+          <w:rFonts w:ascii="Arial" w:eastAsia="Arial" w:hAnsi="Arial" w:cs="Arial"/>
+          <w:color w:val="000000"/>
+          <w:sz w:val="18"/>
+          <w:highlight w:val="lightGray"/>
+        </w:rPr>
+        <w:t xml:space="preserve">: Persons Table -&gt; ID Column: 1, Name_En Column: Motasem Essam] -&gt; </w:t>
+      </w:r>
+      <w:r>
+        <w:rPr>
+          <w:rFonts w:ascii="Arial" w:eastAsia="Arial" w:hAnsi="Arial" w:cs="Arial"/>
+          <w:b/>
+          <w:color w:val="000000"/>
+          <w:sz w:val="18"/>
+          <w:highlight w:val="lightGray"/>
+        </w:rPr>
+        <w:t>From:</w:t>
+      </w:r>
+      <w:r>
+        <w:rPr>
+          <w:rFonts w:ascii="Arial" w:eastAsia="Arial" w:hAnsi="Arial" w:cs="Arial"/>
+          <w:color w:val="000000"/>
+          <w:sz w:val="18"/>
+          <w:highlight w:val="lightGray"/>
+        </w:rPr>
+        <w:t xml:space="preserve"> [Chatgpt (GPT</w:t>
+      </w:r>
+      <w:r>
+        <w:rPr>
+          <w:rFonts w:ascii="Arial" w:eastAsia="Arial" w:hAnsi="Arial" w:cs="Cambria Math"/>
+          <w:color w:val="000000"/>
+          <w:sz w:val="18"/>
+          <w:highlight w:val="lightGray"/>
         </w:rPr>
         <w:t>‑</w:t>
       </w:r>
       <w:r>
         <w:rPr>
-          <w:b/>
-          <w:sz w:val="14"/>
-          <w:szCs w:val="14"/>
-          <w:shd w:val="clear" w:color="auto" w:fill="B7B7B7"/>
-        </w:rPr>
-        <w:t>5 Mini) at [8/18/2025]</w:t>
+          <w:rFonts w:ascii="Arial" w:eastAsia="Arial" w:hAnsi="Arial" w:cs="Arial"/>
+          <w:color w:val="000000"/>
+          <w:sz w:val="18"/>
+          <w:highlight w:val="lightGray"/>
+        </w:rPr>
+        <w:t xml:space="preserve">5 Mini)] </w:t>
+      </w:r>
+      <w:r>
+        <w:rPr>
+          <w:rFonts w:ascii="Arial" w:eastAsia="Arial" w:hAnsi="Arial" w:cs="Arial"/>
+          <w:b/>
+          <w:color w:val="000000"/>
+          <w:sz w:val="18"/>
+          <w:highlight w:val="lightGray"/>
+        </w:rPr>
+        <w:t>on</w:t>
+      </w:r>
+      <w:r>
+        <w:rPr>
+          <w:rFonts w:ascii="Arial" w:eastAsia="Arial" w:hAnsi="Arial"/>
+          <w:sz w:val="18"/>
+          <w:highlight w:val="lightGray"/>
+        </w:rPr>
+        <w:t xml:space="preserve"> [8/18/2025]</w:t>
       </w:r>
     </w:p>
     <w:p>
@@ -158,7 +184,7 @@
     </w:p>
     <w:p>
       <w:r>
-        <w:pict w14:anchorId="39A3F7E0">
+        <w:pict w14:anchorId="6AFBD896">
           <v:rect id="_x0000_i1025" style="width:0;height:1.5pt" o:hralign="center" o:hrstd="t" o:hr="t" fillcolor="#a0a0a0" stroked="f"/>
         </w:pict>
       </w:r>
@@ -194,51 +220,77 @@
       </w:pPr>
       <w:r>
         <w:rPr>
-          <w:b/>
-          <w:shd w:val="clear" w:color="auto" w:fill="B7B7B7"/>
-        </w:rPr>
-        <w:t># Source</w:t>
-      </w:r>
-      <w:r>
-        <w:rPr>
-          <w:shd w:val="clear" w:color="auto" w:fill="B7B7B7"/>
-        </w:rPr>
-        <w:t xml:space="preserve">: </w:t>
-      </w:r>
-      <w:r>
-        <w:rPr>
-          <w:b/>
-          <w:shd w:val="clear" w:color="auto" w:fill="B7B7B7"/>
-        </w:rPr>
-        <w:t xml:space="preserve">Chatgpt </w:t>
-      </w:r>
-      <w:r>
-        <w:rPr>
-          <w:b/>
-          <w:sz w:val="14"/>
-          <w:szCs w:val="14"/>
-          <w:shd w:val="clear" w:color="auto" w:fill="B7B7B7"/>
-        </w:rPr>
-        <w:t>(GPT</w:t>
-      </w:r>
-      <w:r>
-        <w:rPr>
-          <w:rFonts w:ascii="Cambria Math" w:hAnsi="Cambria Math" w:cs="Cambria Math"/>
-          <w:b/>
-          <w:sz w:val="14"/>
-          <w:szCs w:val="14"/>
-          <w:shd w:val="clear" w:color="auto" w:fill="B7B7B7"/>
+          <w:rFonts w:ascii="Arial" w:eastAsia="Arial" w:hAnsi="Arial" w:cs="Arial"/>
+          <w:b/>
+          <w:color w:val="000000"/>
+          <w:sz w:val="18"/>
+          <w:highlight w:val="lightGray"/>
+        </w:rPr>
+        <w:t># Source: AI Source: Provided by: [Data Path</w:t>
+      </w:r>
+      <w:r>
+        <w:rPr>
+          <w:rFonts w:ascii="Arial" w:eastAsia="Arial" w:hAnsi="Arial" w:cs="Arial"/>
+          <w:color w:val="000000"/>
+          <w:sz w:val="18"/>
+          <w:highlight w:val="lightGray"/>
+        </w:rPr>
+        <w:t xml:space="preserve">: Persons Table -&gt; ID Column: 1, Name_En Column: Motasem Essam] -&gt; </w:t>
+      </w:r>
+      <w:r>
+        <w:rPr>
+          <w:rFonts w:ascii="Arial" w:eastAsia="Arial" w:hAnsi="Arial" w:cs="Arial"/>
+          <w:b/>
+          <w:color w:val="000000"/>
+          <w:sz w:val="18"/>
+          <w:highlight w:val="lightGray"/>
+        </w:rPr>
+        <w:t>From:</w:t>
+      </w:r>
+      <w:r>
+        <w:rPr>
+          <w:rFonts w:ascii="Arial" w:eastAsia="Arial" w:hAnsi="Arial" w:cs="Arial"/>
+          <w:color w:val="000000"/>
+          <w:sz w:val="18"/>
+          <w:highlight w:val="lightGray"/>
+        </w:rPr>
+        <w:t xml:space="preserve"> [Chatgpt (GPT</w:t>
+      </w:r>
+      <w:r>
+        <w:rPr>
+          <w:rFonts w:ascii="Arial" w:eastAsia="Arial" w:hAnsi="Arial" w:cs="Cambria Math"/>
+          <w:color w:val="000000"/>
+          <w:sz w:val="18"/>
+          <w:highlight w:val="lightGray"/>
         </w:rPr>
         <w:t>‑</w:t>
       </w:r>
       <w:r>
         <w:rPr>
-          <w:b/>
-          <w:sz w:val="14"/>
-          <w:szCs w:val="14"/>
-          <w:shd w:val="clear" w:color="auto" w:fill="B7B7B7"/>
-        </w:rPr>
-        <w:t>5 Mini) at [8/18/2025]</w:t>
+          <w:rFonts w:ascii="Arial" w:eastAsia="Arial" w:hAnsi="Arial" w:cs="Arial"/>
+          <w:color w:val="000000"/>
+          <w:sz w:val="18"/>
+          <w:highlight w:val="lightGray"/>
+        </w:rPr>
+        <w:t xml:space="preserve">5 Mini)] </w:t>
+      </w:r>
+      <w:r>
+        <w:rPr>
+          <w:rFonts w:ascii="Arial" w:eastAsia="Arial" w:hAnsi="Arial" w:cs="Arial"/>
+          <w:b/>
+          <w:color w:val="000000"/>
+          <w:sz w:val="18"/>
+          <w:highlight w:val="lightGray"/>
+        </w:rPr>
+        <w:t>on</w:t>
+      </w:r>
+      <w:r>
+        <w:rPr>
+          <w:rFonts w:ascii="Arial" w:eastAsia="Arial" w:hAnsi="Arial"/>
+          <w:sz w:val="18"/>
+          <w:highlight w:val="lightGray"/>
+        </w:rPr>
+        <w:t xml:space="preserve"> [8/18/2025]</w:t>
       </w:r>
     </w:p>
     <w:p>
@@ -247,7 +299,7 @@
           <w:ilvl w:val="0"/>
           <w:numId w:val="3"/>
         </w:numPr>
-        <w:spacing w:before="240"/>
+        <w:spacing w:before="240" w:after="0" w:line="276" w:lineRule="auto"/>
       </w:pPr>
       <w:r>
         <w:rPr>
@@ -275,7 +327,7 @@
           <w:ilvl w:val="0"/>
           <w:numId w:val="3"/>
         </w:numPr>
-        <w:spacing w:after="240"/>
+        <w:spacing w:after="240" w:line="276" w:lineRule="auto"/>
         <w:rPr>
           <w:rFonts w:ascii="Roboto Mono" w:eastAsia="Roboto Mono" w:hAnsi="Roboto Mono" w:cs="Roboto Mono"/>
         </w:rPr>
@@ -303,7 +355,7 @@
           <w:noProof/>
         </w:rPr>
         <w:drawing>
-          <wp:inline distT="114300" distB="114300" distL="114300" distR="114300" wp14:anchorId="554F4774" wp14:editId="5D751B0F">
+          <wp:inline distT="114300" distB="114300" distL="114300" distR="114300" wp14:anchorId="2BA230F8" wp14:editId="083D7177">
             <wp:extent cx="5486400" cy="561975"/>
             <wp:effectExtent l="0" t="0" r="0" b="0"/>
             <wp:docPr id="6" name="image5.png"/>
@@ -358,7 +410,7 @@
           <w:ilvl w:val="0"/>
           <w:numId w:val="3"/>
         </w:numPr>
-        <w:spacing w:before="240" w:after="240"/>
+        <w:spacing w:before="240" w:after="240" w:line="276" w:lineRule="auto"/>
       </w:pPr>
       <w:r>
         <w:rPr>
@@ -386,7 +438,7 @@
     </w:p>
     <w:p>
       <w:r>
-        <w:pict w14:anchorId="62690CA9">
+        <w:pict w14:anchorId="5AB0F0F8">
           <v:rect id="_x0000_i1026" style="width:0;height:1.5pt" o:hralign="center" o:hrstd="t" o:hr="t" fillcolor="#a0a0a0" stroked="f"/>
         </w:pict>
       </w:r>
@@ -409,52 +461,77 @@
       </w:pPr>
       <w:r>
         <w:rPr>
-          <w:b/>
-          <w:shd w:val="clear" w:color="auto" w:fill="B7B7B7"/>
-        </w:rPr>
-        <w:lastRenderedPageBreak/>
-        <w:t># Source</w:t>
-      </w:r>
-      <w:r>
-        <w:rPr>
-          <w:shd w:val="clear" w:color="auto" w:fill="B7B7B7"/>
-        </w:rPr>
-        <w:t xml:space="preserve">: </w:t>
-      </w:r>
-      <w:r>
-        <w:rPr>
-          <w:b/>
-          <w:shd w:val="clear" w:color="auto" w:fill="B7B7B7"/>
-        </w:rPr>
-        <w:t xml:space="preserve">Chatgpt </w:t>
-      </w:r>
-      <w:r>
-        <w:rPr>
-          <w:b/>
-          <w:sz w:val="14"/>
-          <w:szCs w:val="14"/>
-          <w:shd w:val="clear" w:color="auto" w:fill="B7B7B7"/>
-        </w:rPr>
-        <w:t>(GPT</w:t>
-      </w:r>
-      <w:r>
-        <w:rPr>
-          <w:rFonts w:ascii="Cambria Math" w:hAnsi="Cambria Math" w:cs="Cambria Math"/>
-          <w:b/>
-          <w:sz w:val="14"/>
-          <w:szCs w:val="14"/>
-          <w:shd w:val="clear" w:color="auto" w:fill="B7B7B7"/>
+          <w:rFonts w:ascii="Arial" w:eastAsia="Arial" w:hAnsi="Arial" w:cs="Arial"/>
+          <w:b/>
+          <w:color w:val="000000"/>
+          <w:sz w:val="18"/>
+          <w:highlight w:val="lightGray"/>
+        </w:rPr>
+        <w:t># Source: AI Source: Provided by: [Data Path</w:t>
+      </w:r>
+      <w:r>
+        <w:rPr>
+          <w:rFonts w:ascii="Arial" w:eastAsia="Arial" w:hAnsi="Arial" w:cs="Arial"/>
+          <w:color w:val="000000"/>
+          <w:sz w:val="18"/>
+          <w:highlight w:val="lightGray"/>
+        </w:rPr>
+        <w:t xml:space="preserve">: Persons Table -&gt; ID Column: 1, Name_En Column: Motasem Essam] -&gt; </w:t>
+      </w:r>
+      <w:r>
+        <w:rPr>
+          <w:rFonts w:ascii="Arial" w:eastAsia="Arial" w:hAnsi="Arial" w:cs="Arial"/>
+          <w:b/>
+          <w:color w:val="000000"/>
+          <w:sz w:val="18"/>
+          <w:highlight w:val="lightGray"/>
+        </w:rPr>
+        <w:t>From:</w:t>
+      </w:r>
+      <w:r>
+        <w:rPr>
+          <w:rFonts w:ascii="Arial" w:eastAsia="Arial" w:hAnsi="Arial" w:cs="Arial"/>
+          <w:color w:val="000000"/>
+          <w:sz w:val="18"/>
+          <w:highlight w:val="lightGray"/>
+        </w:rPr>
+        <w:t xml:space="preserve"> [Chatgpt (GPT</w:t>
+      </w:r>
+      <w:r>
+        <w:rPr>
+          <w:rFonts w:ascii="Arial" w:eastAsia="Arial" w:hAnsi="Arial" w:cs="Cambria Math"/>
+          <w:color w:val="000000"/>
+          <w:sz w:val="18"/>
+          <w:highlight w:val="lightGray"/>
         </w:rPr>
         <w:t>‑</w:t>
       </w:r>
       <w:r>
         <w:rPr>
-          <w:b/>
-          <w:sz w:val="14"/>
-          <w:szCs w:val="14"/>
-          <w:shd w:val="clear" w:color="auto" w:fill="B7B7B7"/>
-        </w:rPr>
-        <w:t>5 Mini) at [8/18/2025]</w:t>
+          <w:rFonts w:ascii="Arial" w:eastAsia="Arial" w:hAnsi="Arial" w:cs="Arial"/>
+          <w:color w:val="000000"/>
+          <w:sz w:val="18"/>
+          <w:highlight w:val="lightGray"/>
+        </w:rPr>
+        <w:t xml:space="preserve">5 Mini)] </w:t>
+      </w:r>
+      <w:r>
+        <w:rPr>
+          <w:rFonts w:ascii="Arial" w:eastAsia="Arial" w:hAnsi="Arial" w:cs="Arial"/>
+          <w:b/>
+          <w:color w:val="000000"/>
+          <w:sz w:val="18"/>
+          <w:highlight w:val="lightGray"/>
+        </w:rPr>
+        <w:t>on</w:t>
+      </w:r>
+      <w:r>
+        <w:rPr>
+          <w:rFonts w:ascii="Arial" w:eastAsia="Arial" w:hAnsi="Arial"/>
+          <w:sz w:val="18"/>
+          <w:highlight w:val="lightGray"/>
+        </w:rPr>
+        <w:t xml:space="preserve"> [8/18/2025]</w:t>
       </w:r>
     </w:p>
     <w:p>
@@ -463,7 +540,7 @@
           <w:ilvl w:val="0"/>
           <w:numId w:val="2"/>
         </w:numPr>
-        <w:spacing w:before="240"/>
+        <w:spacing w:before="240" w:after="0" w:line="276" w:lineRule="auto"/>
       </w:pPr>
       <w:r>
         <w:rPr>
@@ -491,7 +568,7 @@
           <w:ilvl w:val="0"/>
           <w:numId w:val="2"/>
         </w:numPr>
-        <w:spacing w:after="240"/>
+        <w:spacing w:after="240" w:line="276" w:lineRule="auto"/>
         <w:rPr>
           <w:rFonts w:ascii="Roboto Mono" w:eastAsia="Roboto Mono" w:hAnsi="Roboto Mono" w:cs="Roboto Mono"/>
         </w:rPr>
@@ -518,7 +595,7 @@
           <w:noProof/>
         </w:rPr>
         <w:drawing>
-          <wp:inline distT="114300" distB="114300" distL="114300" distR="114300" wp14:anchorId="709BFA32" wp14:editId="2ADA31A6">
+          <wp:inline distT="114300" distB="114300" distL="114300" distR="114300" wp14:anchorId="3836A4C5" wp14:editId="235BD86F">
             <wp:extent cx="3086100" cy="533400"/>
             <wp:effectExtent l="0" t="0" r="0" b="0"/>
             <wp:docPr id="3" name="image6.png"/>
@@ -582,7 +659,7 @@
     </w:p>
     <w:p>
       <w:r>
-        <w:pict w14:anchorId="7317A9C0">
+        <w:pict w14:anchorId="51194B4F">
           <v:rect id="_x0000_i1027" style="width:0;height:1.5pt" o:hralign="center" o:hrstd="t" o:hr="t" fillcolor="#a0a0a0" stroked="f"/>
         </w:pict>
       </w:r>
@@ -603,51 +680,77 @@
       </w:pPr>
       <w:r>
         <w:rPr>
-          <w:b/>
-          <w:shd w:val="clear" w:color="auto" w:fill="B7B7B7"/>
-        </w:rPr>
-        <w:t># Source</w:t>
-      </w:r>
-      <w:r>
-        <w:rPr>
-          <w:shd w:val="clear" w:color="auto" w:fill="B7B7B7"/>
-        </w:rPr>
-        <w:t xml:space="preserve">: </w:t>
-      </w:r>
-      <w:r>
-        <w:rPr>
-          <w:b/>
-          <w:shd w:val="clear" w:color="auto" w:fill="B7B7B7"/>
-        </w:rPr>
-        <w:t xml:space="preserve">Chatgpt </w:t>
-      </w:r>
-      <w:r>
-        <w:rPr>
-          <w:b/>
-          <w:sz w:val="14"/>
-          <w:szCs w:val="14"/>
-          <w:shd w:val="clear" w:color="auto" w:fill="B7B7B7"/>
-        </w:rPr>
-        <w:t>(GPT</w:t>
-      </w:r>
-      <w:r>
-        <w:rPr>
-          <w:rFonts w:ascii="Cambria Math" w:hAnsi="Cambria Math" w:cs="Cambria Math"/>
-          <w:b/>
-          <w:sz w:val="14"/>
-          <w:szCs w:val="14"/>
-          <w:shd w:val="clear" w:color="auto" w:fill="B7B7B7"/>
+          <w:rFonts w:ascii="Arial" w:eastAsia="Arial" w:hAnsi="Arial" w:cs="Arial"/>
+          <w:b/>
+          <w:color w:val="000000"/>
+          <w:sz w:val="18"/>
+          <w:highlight w:val="lightGray"/>
+        </w:rPr>
+        <w:t># Source: AI Source: Provided by: [Data Path</w:t>
+      </w:r>
+      <w:r>
+        <w:rPr>
+          <w:rFonts w:ascii="Arial" w:eastAsia="Arial" w:hAnsi="Arial" w:cs="Arial"/>
+          <w:color w:val="000000"/>
+          <w:sz w:val="18"/>
+          <w:highlight w:val="lightGray"/>
+        </w:rPr>
+        <w:t xml:space="preserve">: Persons Table -&gt; ID Column: 1, Name_En Column: Motasem Essam] -&gt; </w:t>
+      </w:r>
+      <w:r>
+        <w:rPr>
+          <w:rFonts w:ascii="Arial" w:eastAsia="Arial" w:hAnsi="Arial" w:cs="Arial"/>
+          <w:b/>
+          <w:color w:val="000000"/>
+          <w:sz w:val="18"/>
+          <w:highlight w:val="lightGray"/>
+        </w:rPr>
+        <w:t>From:</w:t>
+      </w:r>
+      <w:r>
+        <w:rPr>
+          <w:rFonts w:ascii="Arial" w:eastAsia="Arial" w:hAnsi="Arial" w:cs="Arial"/>
+          <w:color w:val="000000"/>
+          <w:sz w:val="18"/>
+          <w:highlight w:val="lightGray"/>
+        </w:rPr>
+        <w:t xml:space="preserve"> [Chatgpt (GPT</w:t>
+      </w:r>
+      <w:r>
+        <w:rPr>
+          <w:rFonts w:ascii="Arial" w:eastAsia="Arial" w:hAnsi="Arial" w:cs="Cambria Math"/>
+          <w:color w:val="000000"/>
+          <w:sz w:val="18"/>
+          <w:highlight w:val="lightGray"/>
         </w:rPr>
         <w:t>‑</w:t>
       </w:r>
       <w:r>
         <w:rPr>
-          <w:b/>
-          <w:sz w:val="14"/>
-          <w:szCs w:val="14"/>
-          <w:shd w:val="clear" w:color="auto" w:fill="B7B7B7"/>
-        </w:rPr>
-        <w:t>5 Mini) at [8/18/2025]</w:t>
+          <w:rFonts w:ascii="Arial" w:eastAsia="Arial" w:hAnsi="Arial" w:cs="Arial"/>
+          <w:color w:val="000000"/>
+          <w:sz w:val="18"/>
+          <w:highlight w:val="lightGray"/>
+        </w:rPr>
+        <w:t xml:space="preserve">5 Mini)] </w:t>
+      </w:r>
+      <w:r>
+        <w:rPr>
+          <w:rFonts w:ascii="Arial" w:eastAsia="Arial" w:hAnsi="Arial" w:cs="Arial"/>
+          <w:b/>
+          <w:color w:val="000000"/>
+          <w:sz w:val="18"/>
+          <w:highlight w:val="lightGray"/>
+        </w:rPr>
+        <w:t>on</w:t>
+      </w:r>
+      <w:r>
+        <w:rPr>
+          <w:rFonts w:ascii="Arial" w:eastAsia="Arial" w:hAnsi="Arial"/>
+          <w:sz w:val="18"/>
+          <w:highlight w:val="lightGray"/>
+        </w:rPr>
+        <w:t xml:space="preserve"> [8/18/2025]</w:t>
       </w:r>
     </w:p>
     <w:p>
@@ -656,7 +759,7 @@
           <w:ilvl w:val="0"/>
           <w:numId w:val="5"/>
         </w:numPr>
-        <w:spacing w:before="240"/>
+        <w:spacing w:before="240" w:after="0" w:line="276" w:lineRule="auto"/>
       </w:pPr>
       <w:r>
         <w:rPr>
@@ -684,7 +787,7 @@
           <w:ilvl w:val="0"/>
           <w:numId w:val="5"/>
         </w:numPr>
-        <w:spacing w:after="240"/>
+        <w:spacing w:after="240" w:line="276" w:lineRule="auto"/>
         <w:rPr>
           <w:rFonts w:ascii="Roboto Mono" w:eastAsia="Roboto Mono" w:hAnsi="Roboto Mono" w:cs="Roboto Mono"/>
         </w:rPr>
@@ -711,7 +814,7 @@
           <w:noProof/>
         </w:rPr>
         <w:drawing>
-          <wp:inline distT="114300" distB="114300" distL="114300" distR="114300" wp14:anchorId="0FAF6CEC" wp14:editId="57F25560">
+          <wp:inline distT="114300" distB="114300" distL="114300" distR="114300" wp14:anchorId="158ADD03" wp14:editId="0B4D88E5">
             <wp:extent cx="5295900" cy="542925"/>
             <wp:effectExtent l="0" t="0" r="0" b="0"/>
             <wp:docPr id="7" name="image7.png"/>
@@ -765,7 +868,7 @@
           <w:ilvl w:val="0"/>
           <w:numId w:val="5"/>
         </w:numPr>
-        <w:spacing w:before="240" w:after="240"/>
+        <w:spacing w:before="240" w:after="240" w:line="276" w:lineRule="auto"/>
       </w:pPr>
       <w:r>
         <w:rPr>
@@ -799,7 +902,7 @@
     </w:p>
     <w:p>
       <w:r>
-        <w:pict w14:anchorId="6DD81C57">
+        <w:pict w14:anchorId="526B0125">
           <v:rect id="_x0000_i1028" style="width:0;height:1.5pt" o:hralign="center" o:hrstd="t" o:hr="t" fillcolor="#a0a0a0" stroked="f"/>
         </w:pict>
       </w:r>
@@ -822,51 +925,77 @@
       </w:pPr>
       <w:r>
         <w:rPr>
-          <w:b/>
-          <w:shd w:val="clear" w:color="auto" w:fill="B7B7B7"/>
-        </w:rPr>
-        <w:t># Source</w:t>
-      </w:r>
-      <w:r>
-        <w:rPr>
-          <w:shd w:val="clear" w:color="auto" w:fill="B7B7B7"/>
-        </w:rPr>
-        <w:t xml:space="preserve">: </w:t>
-      </w:r>
-      <w:r>
-        <w:rPr>
-          <w:b/>
-          <w:shd w:val="clear" w:color="auto" w:fill="B7B7B7"/>
-        </w:rPr>
-        <w:t xml:space="preserve">Chatgpt </w:t>
-      </w:r>
-      <w:r>
-        <w:rPr>
-          <w:b/>
-          <w:sz w:val="14"/>
-          <w:szCs w:val="14"/>
-          <w:shd w:val="clear" w:color="auto" w:fill="B7B7B7"/>
-        </w:rPr>
-        <w:t>(GPT</w:t>
-      </w:r>
-      <w:r>
-        <w:rPr>
-          <w:rFonts w:ascii="Cambria Math" w:hAnsi="Cambria Math" w:cs="Cambria Math"/>
-          <w:b/>
-          <w:sz w:val="14"/>
-          <w:szCs w:val="14"/>
-          <w:shd w:val="clear" w:color="auto" w:fill="B7B7B7"/>
+          <w:rFonts w:ascii="Arial" w:eastAsia="Arial" w:hAnsi="Arial" w:cs="Arial"/>
+          <w:b/>
+          <w:color w:val="000000"/>
+          <w:sz w:val="18"/>
+          <w:highlight w:val="lightGray"/>
+        </w:rPr>
+        <w:t># Source: AI Source: Provided by: [Data Path</w:t>
+      </w:r>
+      <w:r>
+        <w:rPr>
+          <w:rFonts w:ascii="Arial" w:eastAsia="Arial" w:hAnsi="Arial" w:cs="Arial"/>
+          <w:color w:val="000000"/>
+          <w:sz w:val="18"/>
+          <w:highlight w:val="lightGray"/>
+        </w:rPr>
+        <w:t xml:space="preserve">: Persons Table -&gt; ID Column: 1, Name_En Column: Motasem Essam] -&gt; </w:t>
+      </w:r>
+      <w:r>
+        <w:rPr>
+          <w:rFonts w:ascii="Arial" w:eastAsia="Arial" w:hAnsi="Arial" w:cs="Arial"/>
+          <w:b/>
+          <w:color w:val="000000"/>
+          <w:sz w:val="18"/>
+          <w:highlight w:val="lightGray"/>
+        </w:rPr>
+        <w:t>From:</w:t>
+      </w:r>
+      <w:r>
+        <w:rPr>
+          <w:rFonts w:ascii="Arial" w:eastAsia="Arial" w:hAnsi="Arial" w:cs="Arial"/>
+          <w:color w:val="000000"/>
+          <w:sz w:val="18"/>
+          <w:highlight w:val="lightGray"/>
+        </w:rPr>
+        <w:t xml:space="preserve"> [Chatgpt (GPT</w:t>
+      </w:r>
+      <w:r>
+        <w:rPr>
+          <w:rFonts w:ascii="Arial" w:eastAsia="Arial" w:hAnsi="Arial" w:cs="Cambria Math"/>
+          <w:color w:val="000000"/>
+          <w:sz w:val="18"/>
+          <w:highlight w:val="lightGray"/>
         </w:rPr>
         <w:t>‑</w:t>
       </w:r>
       <w:r>
         <w:rPr>
-          <w:b/>
-          <w:sz w:val="14"/>
-          <w:szCs w:val="14"/>
-          <w:shd w:val="clear" w:color="auto" w:fill="B7B7B7"/>
-        </w:rPr>
-        <w:t>5 Mini) at [8/18/2025]</w:t>
+          <w:rFonts w:ascii="Arial" w:eastAsia="Arial" w:hAnsi="Arial" w:cs="Arial"/>
+          <w:color w:val="000000"/>
+          <w:sz w:val="18"/>
+          <w:highlight w:val="lightGray"/>
+        </w:rPr>
+        <w:t xml:space="preserve">5 Mini)] </w:t>
+      </w:r>
+      <w:r>
+        <w:rPr>
+          <w:rFonts w:ascii="Arial" w:eastAsia="Arial" w:hAnsi="Arial" w:cs="Arial"/>
+          <w:b/>
+          <w:color w:val="000000"/>
+          <w:sz w:val="18"/>
+          <w:highlight w:val="lightGray"/>
+        </w:rPr>
+        <w:t>on</w:t>
+      </w:r>
+      <w:r>
+        <w:rPr>
+          <w:rFonts w:ascii="Arial" w:eastAsia="Arial" w:hAnsi="Arial"/>
+          <w:sz w:val="18"/>
+          <w:highlight w:val="lightGray"/>
+        </w:rPr>
+        <w:t xml:space="preserve"> [8/18/2025]</w:t>
       </w:r>
     </w:p>
     <w:p>
@@ -875,14 +1004,13 @@
           <w:ilvl w:val="0"/>
           <w:numId w:val="7"/>
         </w:numPr>
-        <w:spacing w:before="240"/>
-      </w:pPr>
-      <w:r>
-        <w:rPr>
-          <w:rFonts w:ascii="Roboto Mono" w:eastAsia="Roboto Mono" w:hAnsi="Roboto Mono" w:cs="Roboto Mono"/>
-          <w:b/>
-        </w:rPr>
-        <w:lastRenderedPageBreak/>
+        <w:spacing w:before="240" w:after="0" w:line="276" w:lineRule="auto"/>
+      </w:pPr>
+      <w:r>
+        <w:rPr>
+          <w:rFonts w:ascii="Roboto Mono" w:eastAsia="Roboto Mono" w:hAnsi="Roboto Mono" w:cs="Roboto Mono"/>
+          <w:b/>
+        </w:rPr>
         <w:t>What:</w:t>
       </w:r>
       <w:r>
@@ -904,7 +1032,7 @@
           <w:ilvl w:val="0"/>
           <w:numId w:val="7"/>
         </w:numPr>
-        <w:spacing w:after="240"/>
+        <w:spacing w:after="240" w:line="276" w:lineRule="auto"/>
         <w:rPr>
           <w:rFonts w:ascii="Roboto Mono" w:eastAsia="Roboto Mono" w:hAnsi="Roboto Mono" w:cs="Roboto Mono"/>
         </w:rPr>
@@ -931,7 +1059,7 @@
           <w:noProof/>
         </w:rPr>
         <w:drawing>
-          <wp:inline distT="114300" distB="114300" distL="114300" distR="114300" wp14:anchorId="06C23432" wp14:editId="6359205A">
+          <wp:inline distT="114300" distB="114300" distL="114300" distR="114300" wp14:anchorId="388973A3" wp14:editId="0C2601C5">
             <wp:extent cx="4581525" cy="504825"/>
             <wp:effectExtent l="0" t="0" r="0" b="0"/>
             <wp:docPr id="5" name="image2.png"/>
@@ -985,7 +1113,7 @@
           <w:ilvl w:val="0"/>
           <w:numId w:val="7"/>
         </w:numPr>
-        <w:spacing w:before="240" w:after="240"/>
+        <w:spacing w:before="240" w:after="240" w:line="276" w:lineRule="auto"/>
       </w:pPr>
       <w:r>
         <w:rPr>
@@ -1009,7 +1137,7 @@
     </w:p>
     <w:p>
       <w:r>
-        <w:pict w14:anchorId="16C41D89">
+        <w:pict w14:anchorId="6E17D469">
           <v:rect id="_x0000_i1029" style="width:0;height:1.5pt" o:hralign="center" o:hrstd="t" o:hr="t" fillcolor="#a0a0a0" stroked="f"/>
         </w:pict>
       </w:r>
@@ -1032,51 +1160,77 @@
       </w:pPr>
       <w:r>
         <w:rPr>
-          <w:b/>
-          <w:shd w:val="clear" w:color="auto" w:fill="B7B7B7"/>
-        </w:rPr>
-        <w:t># Source</w:t>
-      </w:r>
-      <w:r>
-        <w:rPr>
-          <w:shd w:val="clear" w:color="auto" w:fill="B7B7B7"/>
-        </w:rPr>
-        <w:t xml:space="preserve">: </w:t>
-      </w:r>
-      <w:r>
-        <w:rPr>
-          <w:b/>
-          <w:shd w:val="clear" w:color="auto" w:fill="B7B7B7"/>
-        </w:rPr>
-        <w:t xml:space="preserve">Chatgpt </w:t>
-      </w:r>
-      <w:r>
-        <w:rPr>
-          <w:b/>
-          <w:sz w:val="14"/>
-          <w:szCs w:val="14"/>
-          <w:shd w:val="clear" w:color="auto" w:fill="B7B7B7"/>
-        </w:rPr>
-        <w:t>(GPT</w:t>
-      </w:r>
-      <w:r>
-        <w:rPr>
-          <w:rFonts w:ascii="Cambria Math" w:hAnsi="Cambria Math" w:cs="Cambria Math"/>
-          <w:b/>
-          <w:sz w:val="14"/>
-          <w:szCs w:val="14"/>
-          <w:shd w:val="clear" w:color="auto" w:fill="B7B7B7"/>
+          <w:rFonts w:ascii="Arial" w:eastAsia="Arial" w:hAnsi="Arial" w:cs="Arial"/>
+          <w:b/>
+          <w:color w:val="000000"/>
+          <w:sz w:val="18"/>
+          <w:highlight w:val="lightGray"/>
+        </w:rPr>
+        <w:t># Source: AI Source: Provided by: [Data Path</w:t>
+      </w:r>
+      <w:r>
+        <w:rPr>
+          <w:rFonts w:ascii="Arial" w:eastAsia="Arial" w:hAnsi="Arial" w:cs="Arial"/>
+          <w:color w:val="000000"/>
+          <w:sz w:val="18"/>
+          <w:highlight w:val="lightGray"/>
+        </w:rPr>
+        <w:t xml:space="preserve">: Persons Table -&gt; ID Column: 1, Name_En Column: Motasem Essam] -&gt; </w:t>
+      </w:r>
+      <w:r>
+        <w:rPr>
+          <w:rFonts w:ascii="Arial" w:eastAsia="Arial" w:hAnsi="Arial" w:cs="Arial"/>
+          <w:b/>
+          <w:color w:val="000000"/>
+          <w:sz w:val="18"/>
+          <w:highlight w:val="lightGray"/>
+        </w:rPr>
+        <w:t>From:</w:t>
+      </w:r>
+      <w:r>
+        <w:rPr>
+          <w:rFonts w:ascii="Arial" w:eastAsia="Arial" w:hAnsi="Arial" w:cs="Arial"/>
+          <w:color w:val="000000"/>
+          <w:sz w:val="18"/>
+          <w:highlight w:val="lightGray"/>
+        </w:rPr>
+        <w:t xml:space="preserve"> [Chatgpt (GPT</w:t>
+      </w:r>
+      <w:r>
+        <w:rPr>
+          <w:rFonts w:ascii="Arial" w:eastAsia="Arial" w:hAnsi="Arial" w:cs="Cambria Math"/>
+          <w:color w:val="000000"/>
+          <w:sz w:val="18"/>
+          <w:highlight w:val="lightGray"/>
         </w:rPr>
         <w:t>‑</w:t>
       </w:r>
       <w:r>
         <w:rPr>
-          <w:b/>
-          <w:sz w:val="14"/>
-          <w:szCs w:val="14"/>
-          <w:shd w:val="clear" w:color="auto" w:fill="B7B7B7"/>
-        </w:rPr>
-        <w:t>5 Mini) at [8/18/2025]</w:t>
+          <w:rFonts w:ascii="Arial" w:eastAsia="Arial" w:hAnsi="Arial" w:cs="Arial"/>
+          <w:color w:val="000000"/>
+          <w:sz w:val="18"/>
+          <w:highlight w:val="lightGray"/>
+        </w:rPr>
+        <w:t xml:space="preserve">5 Mini)] </w:t>
+      </w:r>
+      <w:r>
+        <w:rPr>
+          <w:rFonts w:ascii="Arial" w:eastAsia="Arial" w:hAnsi="Arial" w:cs="Arial"/>
+          <w:b/>
+          <w:color w:val="000000"/>
+          <w:sz w:val="18"/>
+          <w:highlight w:val="lightGray"/>
+        </w:rPr>
+        <w:t>on</w:t>
+      </w:r>
+      <w:r>
+        <w:rPr>
+          <w:rFonts w:ascii="Arial" w:eastAsia="Arial" w:hAnsi="Arial"/>
+          <w:sz w:val="18"/>
+          <w:highlight w:val="lightGray"/>
+        </w:rPr>
+        <w:t xml:space="preserve"> [8/18/2025]</w:t>
       </w:r>
     </w:p>
     <w:p>
@@ -1085,7 +1239,7 @@
           <w:ilvl w:val="0"/>
           <w:numId w:val="9"/>
         </w:numPr>
-        <w:spacing w:before="240"/>
+        <w:spacing w:before="240" w:after="0" w:line="276" w:lineRule="auto"/>
       </w:pPr>
       <w:r>
         <w:rPr>
@@ -1113,6 +1267,7 @@
           <w:ilvl w:val="0"/>
           <w:numId w:val="9"/>
         </w:numPr>
+        <w:spacing w:after="0" w:line="276" w:lineRule="auto"/>
         <w:rPr>
           <w:rFonts w:ascii="Roboto Mono" w:eastAsia="Roboto Mono" w:hAnsi="Roboto Mono" w:cs="Roboto Mono"/>
         </w:rPr>
@@ -1138,6 +1293,7 @@
           <w:ilvl w:val="1"/>
           <w:numId w:val="9"/>
         </w:numPr>
+        <w:spacing w:after="0" w:line="276" w:lineRule="auto"/>
       </w:pPr>
       <w:r>
         <w:rPr>
@@ -1165,7 +1321,7 @@
           <w:ilvl w:val="1"/>
           <w:numId w:val="9"/>
         </w:numPr>
-        <w:spacing w:after="240"/>
+        <w:spacing w:after="240" w:line="276" w:lineRule="auto"/>
       </w:pPr>
       <w:r>
         <w:rPr>
@@ -1196,7 +1352,7 @@
     </w:p>
     <w:p>
       <w:r>
-        <w:pict w14:anchorId="7CADC1D8">
+        <w:pict w14:anchorId="233CB689">
           <v:rect id="_x0000_i1030" style="width:0;height:1.5pt" o:hralign="center" o:hrstd="t" o:hr="t" fillcolor="#a0a0a0" stroked="f"/>
         </w:pict>
       </w:r>
@@ -1219,51 +1375,77 @@
       </w:pPr>
       <w:r>
         <w:rPr>
-          <w:b/>
-          <w:shd w:val="clear" w:color="auto" w:fill="B7B7B7"/>
-        </w:rPr>
-        <w:t># Source</w:t>
-      </w:r>
-      <w:r>
-        <w:rPr>
-          <w:shd w:val="clear" w:color="auto" w:fill="B7B7B7"/>
-        </w:rPr>
-        <w:t xml:space="preserve">: </w:t>
-      </w:r>
-      <w:r>
-        <w:rPr>
-          <w:b/>
-          <w:shd w:val="clear" w:color="auto" w:fill="B7B7B7"/>
-        </w:rPr>
-        <w:t xml:space="preserve">Chatgpt </w:t>
-      </w:r>
-      <w:r>
-        <w:rPr>
-          <w:b/>
-          <w:sz w:val="14"/>
-          <w:szCs w:val="14"/>
-          <w:shd w:val="clear" w:color="auto" w:fill="B7B7B7"/>
-        </w:rPr>
-        <w:t>(GPT</w:t>
-      </w:r>
-      <w:r>
-        <w:rPr>
-          <w:rFonts w:ascii="Cambria Math" w:hAnsi="Cambria Math" w:cs="Cambria Math"/>
-          <w:b/>
-          <w:sz w:val="14"/>
-          <w:szCs w:val="14"/>
-          <w:shd w:val="clear" w:color="auto" w:fill="B7B7B7"/>
+          <w:rFonts w:ascii="Arial" w:eastAsia="Arial" w:hAnsi="Arial" w:cs="Arial"/>
+          <w:b/>
+          <w:color w:val="000000"/>
+          <w:sz w:val="18"/>
+          <w:highlight w:val="lightGray"/>
+        </w:rPr>
+        <w:t># Source: AI Source: Provided by: [Data Path</w:t>
+      </w:r>
+      <w:r>
+        <w:rPr>
+          <w:rFonts w:ascii="Arial" w:eastAsia="Arial" w:hAnsi="Arial" w:cs="Arial"/>
+          <w:color w:val="000000"/>
+          <w:sz w:val="18"/>
+          <w:highlight w:val="lightGray"/>
+        </w:rPr>
+        <w:t xml:space="preserve">: Persons Table -&gt; ID Column: 1, Name_En Column: Motasem Essam] -&gt; </w:t>
+      </w:r>
+      <w:r>
+        <w:rPr>
+          <w:rFonts w:ascii="Arial" w:eastAsia="Arial" w:hAnsi="Arial" w:cs="Arial"/>
+          <w:b/>
+          <w:color w:val="000000"/>
+          <w:sz w:val="18"/>
+          <w:highlight w:val="lightGray"/>
+        </w:rPr>
+        <w:t>From:</w:t>
+      </w:r>
+      <w:r>
+        <w:rPr>
+          <w:rFonts w:ascii="Arial" w:eastAsia="Arial" w:hAnsi="Arial" w:cs="Arial"/>
+          <w:color w:val="000000"/>
+          <w:sz w:val="18"/>
+          <w:highlight w:val="lightGray"/>
+        </w:rPr>
+        <w:t xml:space="preserve"> [Chatgpt (GPT</w:t>
+      </w:r>
+      <w:r>
+        <w:rPr>
+          <w:rFonts w:ascii="Arial" w:eastAsia="Arial" w:hAnsi="Arial" w:cs="Cambria Math"/>
+          <w:color w:val="000000"/>
+          <w:sz w:val="18"/>
+          <w:highlight w:val="lightGray"/>
         </w:rPr>
         <w:t>‑</w:t>
       </w:r>
       <w:r>
         <w:rPr>
-          <w:b/>
-          <w:sz w:val="14"/>
-          <w:szCs w:val="14"/>
-          <w:shd w:val="clear" w:color="auto" w:fill="B7B7B7"/>
-        </w:rPr>
-        <w:t>5 Mini) at [8/18/2025]</w:t>
+          <w:rFonts w:ascii="Arial" w:eastAsia="Arial" w:hAnsi="Arial" w:cs="Arial"/>
+          <w:color w:val="000000"/>
+          <w:sz w:val="18"/>
+          <w:highlight w:val="lightGray"/>
+        </w:rPr>
+        <w:t xml:space="preserve">5 Mini)] </w:t>
+      </w:r>
+      <w:r>
+        <w:rPr>
+          <w:rFonts w:ascii="Arial" w:eastAsia="Arial" w:hAnsi="Arial" w:cs="Arial"/>
+          <w:b/>
+          <w:color w:val="000000"/>
+          <w:sz w:val="18"/>
+          <w:highlight w:val="lightGray"/>
+        </w:rPr>
+        <w:t>on</w:t>
+      </w:r>
+      <w:r>
+        <w:rPr>
+          <w:rFonts w:ascii="Arial" w:eastAsia="Arial" w:hAnsi="Arial"/>
+          <w:sz w:val="18"/>
+          <w:highlight w:val="lightGray"/>
+        </w:rPr>
+        <w:t xml:space="preserve"> [8/18/2025]</w:t>
       </w:r>
     </w:p>
     <w:p>
@@ -1272,7 +1454,7 @@
           <w:ilvl w:val="0"/>
           <w:numId w:val="4"/>
         </w:numPr>
-        <w:spacing w:before="240"/>
+        <w:spacing w:before="240" w:after="0" w:line="276" w:lineRule="auto"/>
       </w:pPr>
       <w:r>
         <w:rPr>
@@ -1300,7 +1482,7 @@
           <w:ilvl w:val="0"/>
           <w:numId w:val="4"/>
         </w:numPr>
-        <w:spacing w:after="240"/>
+        <w:spacing w:after="240" w:line="276" w:lineRule="auto"/>
         <w:rPr>
           <w:rFonts w:ascii="Roboto Mono" w:eastAsia="Roboto Mono" w:hAnsi="Roboto Mono" w:cs="Roboto Mono"/>
         </w:rPr>
@@ -1326,9 +1508,8 @@
           <w:b/>
           <w:noProof/>
         </w:rPr>
-        <w:lastRenderedPageBreak/>
         <w:drawing>
-          <wp:inline distT="114300" distB="114300" distL="114300" distR="114300" wp14:anchorId="6D3B13C1" wp14:editId="0E71C502">
+          <wp:inline distT="114300" distB="114300" distL="114300" distR="114300" wp14:anchorId="291E95F8" wp14:editId="156C15CD">
             <wp:extent cx="4486275" cy="504825"/>
             <wp:effectExtent l="0" t="0" r="0" b="0"/>
             <wp:docPr id="2" name="image1.png"/>
@@ -1378,7 +1559,7 @@
     </w:p>
     <w:p>
       <w:r>
-        <w:pict w14:anchorId="30F27AB3">
+        <w:pict w14:anchorId="6B3358F1">
           <v:rect id="_x0000_i1031" style="width:0;height:1.5pt" o:hralign="center" o:hrstd="t" o:hr="t" fillcolor="#a0a0a0" stroked="f"/>
         </w:pict>
       </w:r>
@@ -1401,51 +1582,77 @@
       </w:pPr>
       <w:r>
         <w:rPr>
-          <w:b/>
-          <w:shd w:val="clear" w:color="auto" w:fill="B7B7B7"/>
-        </w:rPr>
-        <w:t># Source</w:t>
-      </w:r>
-      <w:r>
-        <w:rPr>
-          <w:shd w:val="clear" w:color="auto" w:fill="B7B7B7"/>
-        </w:rPr>
-        <w:t xml:space="preserve">: </w:t>
-      </w:r>
-      <w:r>
-        <w:rPr>
-          <w:b/>
-          <w:shd w:val="clear" w:color="auto" w:fill="B7B7B7"/>
-        </w:rPr>
-        <w:t xml:space="preserve">Chatgpt </w:t>
-      </w:r>
-      <w:r>
-        <w:rPr>
-          <w:b/>
-          <w:sz w:val="14"/>
-          <w:szCs w:val="14"/>
-          <w:shd w:val="clear" w:color="auto" w:fill="B7B7B7"/>
-        </w:rPr>
-        <w:t>(GPT</w:t>
-      </w:r>
-      <w:r>
-        <w:rPr>
-          <w:rFonts w:ascii="Cambria Math" w:hAnsi="Cambria Math" w:cs="Cambria Math"/>
-          <w:b/>
-          <w:sz w:val="14"/>
-          <w:szCs w:val="14"/>
-          <w:shd w:val="clear" w:color="auto" w:fill="B7B7B7"/>
+          <w:rFonts w:ascii="Arial" w:eastAsia="Arial" w:hAnsi="Arial" w:cs="Arial"/>
+          <w:b/>
+          <w:color w:val="000000"/>
+          <w:sz w:val="18"/>
+          <w:highlight w:val="lightGray"/>
+        </w:rPr>
+        <w:t># Source: AI Source: Provided by: [Data Path</w:t>
+      </w:r>
+      <w:r>
+        <w:rPr>
+          <w:rFonts w:ascii="Arial" w:eastAsia="Arial" w:hAnsi="Arial" w:cs="Arial"/>
+          <w:color w:val="000000"/>
+          <w:sz w:val="18"/>
+          <w:highlight w:val="lightGray"/>
+        </w:rPr>
+        <w:t xml:space="preserve">: Persons Table -&gt; ID Column: 1, Name_En Column: Motasem Essam] -&gt; </w:t>
+      </w:r>
+      <w:r>
+        <w:rPr>
+          <w:rFonts w:ascii="Arial" w:eastAsia="Arial" w:hAnsi="Arial" w:cs="Arial"/>
+          <w:b/>
+          <w:color w:val="000000"/>
+          <w:sz w:val="18"/>
+          <w:highlight w:val="lightGray"/>
+        </w:rPr>
+        <w:t>From:</w:t>
+      </w:r>
+      <w:r>
+        <w:rPr>
+          <w:rFonts w:ascii="Arial" w:eastAsia="Arial" w:hAnsi="Arial" w:cs="Arial"/>
+          <w:color w:val="000000"/>
+          <w:sz w:val="18"/>
+          <w:highlight w:val="lightGray"/>
+        </w:rPr>
+        <w:t xml:space="preserve"> [Chatgpt (GPT</w:t>
+      </w:r>
+      <w:r>
+        <w:rPr>
+          <w:rFonts w:ascii="Arial" w:eastAsia="Arial" w:hAnsi="Arial" w:cs="Cambria Math"/>
+          <w:color w:val="000000"/>
+          <w:sz w:val="18"/>
+          <w:highlight w:val="lightGray"/>
         </w:rPr>
         <w:t>‑</w:t>
       </w:r>
       <w:r>
         <w:rPr>
-          <w:b/>
-          <w:sz w:val="14"/>
-          <w:szCs w:val="14"/>
-          <w:shd w:val="clear" w:color="auto" w:fill="B7B7B7"/>
-        </w:rPr>
-        <w:t>5 Mini) at [8/18/2025]</w:t>
+          <w:rFonts w:ascii="Arial" w:eastAsia="Arial" w:hAnsi="Arial" w:cs="Arial"/>
+          <w:color w:val="000000"/>
+          <w:sz w:val="18"/>
+          <w:highlight w:val="lightGray"/>
+        </w:rPr>
+        <w:t xml:space="preserve">5 Mini)] </w:t>
+      </w:r>
+      <w:r>
+        <w:rPr>
+          <w:rFonts w:ascii="Arial" w:eastAsia="Arial" w:hAnsi="Arial" w:cs="Arial"/>
+          <w:b/>
+          <w:color w:val="000000"/>
+          <w:sz w:val="18"/>
+          <w:highlight w:val="lightGray"/>
+        </w:rPr>
+        <w:t>on</w:t>
+      </w:r>
+      <w:r>
+        <w:rPr>
+          <w:rFonts w:ascii="Arial" w:eastAsia="Arial" w:hAnsi="Arial"/>
+          <w:sz w:val="18"/>
+          <w:highlight w:val="lightGray"/>
+        </w:rPr>
+        <w:t xml:space="preserve"> [8/18/2025]</w:t>
       </w:r>
     </w:p>
     <w:p>
@@ -1454,7 +1661,7 @@
           <w:ilvl w:val="0"/>
           <w:numId w:val="8"/>
         </w:numPr>
-        <w:spacing w:before="240" w:after="240"/>
+        <w:spacing w:before="240" w:after="240" w:line="276" w:lineRule="auto"/>
       </w:pPr>
       <w:r>
         <w:rPr>
@@ -1508,7 +1715,7 @@
     </w:p>
     <w:p>
       <w:r>
-        <w:pict w14:anchorId="6159E8FC">
+        <w:pict w14:anchorId="2BE81814">
           <v:rect id="_x0000_i1032" style="width:0;height:1.5pt" o:hralign="center" o:hrstd="t" o:hr="t" fillcolor="#a0a0a0" stroked="f"/>
         </w:pict>
       </w:r>
@@ -1531,51 +1738,77 @@
       </w:pPr>
       <w:r>
         <w:rPr>
-          <w:b/>
-          <w:shd w:val="clear" w:color="auto" w:fill="B7B7B7"/>
-        </w:rPr>
-        <w:t># Source</w:t>
-      </w:r>
-      <w:r>
-        <w:rPr>
-          <w:shd w:val="clear" w:color="auto" w:fill="B7B7B7"/>
-        </w:rPr>
-        <w:t xml:space="preserve">: </w:t>
-      </w:r>
-      <w:r>
-        <w:rPr>
-          <w:b/>
-          <w:shd w:val="clear" w:color="auto" w:fill="B7B7B7"/>
-        </w:rPr>
-        <w:t xml:space="preserve">Chatgpt </w:t>
-      </w:r>
-      <w:r>
-        <w:rPr>
-          <w:b/>
-          <w:sz w:val="14"/>
-          <w:szCs w:val="14"/>
-          <w:shd w:val="clear" w:color="auto" w:fill="B7B7B7"/>
-        </w:rPr>
-        <w:t>(GPT</w:t>
-      </w:r>
-      <w:r>
-        <w:rPr>
-          <w:rFonts w:ascii="Cambria Math" w:hAnsi="Cambria Math" w:cs="Cambria Math"/>
-          <w:b/>
-          <w:sz w:val="14"/>
-          <w:szCs w:val="14"/>
-          <w:shd w:val="clear" w:color="auto" w:fill="B7B7B7"/>
+          <w:rFonts w:ascii="Arial" w:eastAsia="Arial" w:hAnsi="Arial" w:cs="Arial"/>
+          <w:b/>
+          <w:color w:val="000000"/>
+          <w:sz w:val="18"/>
+          <w:highlight w:val="lightGray"/>
+        </w:rPr>
+        <w:t># Source: AI Source: Provided by: [Data Path</w:t>
+      </w:r>
+      <w:r>
+        <w:rPr>
+          <w:rFonts w:ascii="Arial" w:eastAsia="Arial" w:hAnsi="Arial" w:cs="Arial"/>
+          <w:color w:val="000000"/>
+          <w:sz w:val="18"/>
+          <w:highlight w:val="lightGray"/>
+        </w:rPr>
+        <w:t xml:space="preserve">: Persons Table -&gt; ID Column: 1, Name_En Column: Motasem Essam] -&gt; </w:t>
+      </w:r>
+      <w:r>
+        <w:rPr>
+          <w:rFonts w:ascii="Arial" w:eastAsia="Arial" w:hAnsi="Arial" w:cs="Arial"/>
+          <w:b/>
+          <w:color w:val="000000"/>
+          <w:sz w:val="18"/>
+          <w:highlight w:val="lightGray"/>
+        </w:rPr>
+        <w:t>From:</w:t>
+      </w:r>
+      <w:r>
+        <w:rPr>
+          <w:rFonts w:ascii="Arial" w:eastAsia="Arial" w:hAnsi="Arial" w:cs="Arial"/>
+          <w:color w:val="000000"/>
+          <w:sz w:val="18"/>
+          <w:highlight w:val="lightGray"/>
+        </w:rPr>
+        <w:t xml:space="preserve"> [Chatgpt (GPT</w:t>
+      </w:r>
+      <w:r>
+        <w:rPr>
+          <w:rFonts w:ascii="Arial" w:eastAsia="Arial" w:hAnsi="Arial" w:cs="Cambria Math"/>
+          <w:color w:val="000000"/>
+          <w:sz w:val="18"/>
+          <w:highlight w:val="lightGray"/>
         </w:rPr>
         <w:t>‑</w:t>
       </w:r>
       <w:r>
         <w:rPr>
-          <w:b/>
-          <w:sz w:val="14"/>
-          <w:szCs w:val="14"/>
-          <w:shd w:val="clear" w:color="auto" w:fill="B7B7B7"/>
-        </w:rPr>
-        <w:t>5 Mini) at [8/18/2025]</w:t>
+          <w:rFonts w:ascii="Arial" w:eastAsia="Arial" w:hAnsi="Arial" w:cs="Arial"/>
+          <w:color w:val="000000"/>
+          <w:sz w:val="18"/>
+          <w:highlight w:val="lightGray"/>
+        </w:rPr>
+        <w:t xml:space="preserve">5 Mini)] </w:t>
+      </w:r>
+      <w:r>
+        <w:rPr>
+          <w:rFonts w:ascii="Arial" w:eastAsia="Arial" w:hAnsi="Arial" w:cs="Arial"/>
+          <w:b/>
+          <w:color w:val="000000"/>
+          <w:sz w:val="18"/>
+          <w:highlight w:val="lightGray"/>
+        </w:rPr>
+        <w:t>on</w:t>
+      </w:r>
+      <w:r>
+        <w:rPr>
+          <w:rFonts w:ascii="Arial" w:eastAsia="Arial" w:hAnsi="Arial"/>
+          <w:sz w:val="18"/>
+          <w:highlight w:val="lightGray"/>
+        </w:rPr>
+        <w:t xml:space="preserve"> [8/18/2025]</w:t>
       </w:r>
     </w:p>
     <w:p>
@@ -1584,7 +1817,7 @@
           <w:ilvl w:val="0"/>
           <w:numId w:val="1"/>
         </w:numPr>
-        <w:spacing w:before="240"/>
+        <w:spacing w:before="240" w:after="0" w:line="276" w:lineRule="auto"/>
       </w:pPr>
       <w:r>
         <w:rPr>
@@ -1612,7 +1845,7 @@
           <w:ilvl w:val="0"/>
           <w:numId w:val="1"/>
         </w:numPr>
-        <w:spacing w:after="240"/>
+        <w:spacing w:after="240" w:line="276" w:lineRule="auto"/>
         <w:rPr>
           <w:rFonts w:ascii="Roboto Mono" w:eastAsia="Roboto Mono" w:hAnsi="Roboto Mono" w:cs="Roboto Mono"/>
         </w:rPr>
@@ -1639,7 +1872,7 @@
           <w:noProof/>
         </w:rPr>
         <w:drawing>
-          <wp:inline distT="114300" distB="114300" distL="114300" distR="114300" wp14:anchorId="3D9F94CD" wp14:editId="2E1C435B">
+          <wp:inline distT="114300" distB="114300" distL="114300" distR="114300" wp14:anchorId="6E8D109E" wp14:editId="34C3719D">
             <wp:extent cx="4057650" cy="561975"/>
             <wp:effectExtent l="0" t="0" r="0" b="0"/>
             <wp:docPr id="1" name="image3.png"/>
@@ -1703,7 +1936,7 @@
     </w:p>
     <w:p>
       <w:r>
-        <w:pict w14:anchorId="514C0215">
+        <w:pict w14:anchorId="01F07AEE">
           <v:rect id="_x0000_i1033" style="width:0;height:1.5pt" o:hralign="center" o:hrstd="t" o:hr="t" fillcolor="#a0a0a0" stroked="f"/>
         </w:pict>
       </w:r>
@@ -1727,52 +1960,77 @@
       </w:pPr>
       <w:r>
         <w:rPr>
-          <w:b/>
-          <w:shd w:val="clear" w:color="auto" w:fill="B7B7B7"/>
-        </w:rPr>
-        <w:lastRenderedPageBreak/>
-        <w:t># Source</w:t>
-      </w:r>
-      <w:r>
-        <w:rPr>
-          <w:shd w:val="clear" w:color="auto" w:fill="B7B7B7"/>
-        </w:rPr>
-        <w:t xml:space="preserve">: </w:t>
-      </w:r>
-      <w:r>
-        <w:rPr>
-          <w:b/>
-          <w:shd w:val="clear" w:color="auto" w:fill="B7B7B7"/>
-        </w:rPr>
-        <w:t xml:space="preserve">Chatgpt </w:t>
-      </w:r>
-      <w:r>
-        <w:rPr>
-          <w:b/>
-          <w:sz w:val="14"/>
-          <w:szCs w:val="14"/>
-          <w:shd w:val="clear" w:color="auto" w:fill="B7B7B7"/>
-        </w:rPr>
-        <w:t>(GPT</w:t>
-      </w:r>
-      <w:r>
-        <w:rPr>
-          <w:rFonts w:ascii="Cambria Math" w:hAnsi="Cambria Math" w:cs="Cambria Math"/>
-          <w:b/>
-          <w:sz w:val="14"/>
-          <w:szCs w:val="14"/>
-          <w:shd w:val="clear" w:color="auto" w:fill="B7B7B7"/>
+          <w:rFonts w:ascii="Arial" w:eastAsia="Arial" w:hAnsi="Arial" w:cs="Arial"/>
+          <w:b/>
+          <w:color w:val="000000"/>
+          <w:sz w:val="18"/>
+          <w:highlight w:val="lightGray"/>
+        </w:rPr>
+        <w:t># Source: AI Source: Provided by: [Data Path</w:t>
+      </w:r>
+      <w:r>
+        <w:rPr>
+          <w:rFonts w:ascii="Arial" w:eastAsia="Arial" w:hAnsi="Arial" w:cs="Arial"/>
+          <w:color w:val="000000"/>
+          <w:sz w:val="18"/>
+          <w:highlight w:val="lightGray"/>
+        </w:rPr>
+        <w:t xml:space="preserve">: Persons Table -&gt; ID Column: 1, Name_En Column: Motasem Essam] -&gt; </w:t>
+      </w:r>
+      <w:r>
+        <w:rPr>
+          <w:rFonts w:ascii="Arial" w:eastAsia="Arial" w:hAnsi="Arial" w:cs="Arial"/>
+          <w:b/>
+          <w:color w:val="000000"/>
+          <w:sz w:val="18"/>
+          <w:highlight w:val="lightGray"/>
+        </w:rPr>
+        <w:t>From:</w:t>
+      </w:r>
+      <w:r>
+        <w:rPr>
+          <w:rFonts w:ascii="Arial" w:eastAsia="Arial" w:hAnsi="Arial" w:cs="Arial"/>
+          <w:color w:val="000000"/>
+          <w:sz w:val="18"/>
+          <w:highlight w:val="lightGray"/>
+        </w:rPr>
+        <w:t xml:space="preserve"> [Chatgpt (GPT</w:t>
+      </w:r>
+      <w:r>
+        <w:rPr>
+          <w:rFonts w:ascii="Arial" w:eastAsia="Arial" w:hAnsi="Arial" w:cs="Cambria Math"/>
+          <w:color w:val="000000"/>
+          <w:sz w:val="18"/>
+          <w:highlight w:val="lightGray"/>
         </w:rPr>
         <w:t>‑</w:t>
       </w:r>
       <w:r>
         <w:rPr>
-          <w:b/>
-          <w:sz w:val="14"/>
-          <w:szCs w:val="14"/>
-          <w:shd w:val="clear" w:color="auto" w:fill="B7B7B7"/>
-        </w:rPr>
-        <w:t>5 Mini) at [8/18/2025]</w:t>
+          <w:rFonts w:ascii="Arial" w:eastAsia="Arial" w:hAnsi="Arial" w:cs="Arial"/>
+          <w:color w:val="000000"/>
+          <w:sz w:val="18"/>
+          <w:highlight w:val="lightGray"/>
+        </w:rPr>
+        <w:t xml:space="preserve">5 Mini)] </w:t>
+      </w:r>
+      <w:r>
+        <w:rPr>
+          <w:rFonts w:ascii="Arial" w:eastAsia="Arial" w:hAnsi="Arial" w:cs="Arial"/>
+          <w:b/>
+          <w:color w:val="000000"/>
+          <w:sz w:val="18"/>
+          <w:highlight w:val="lightGray"/>
+        </w:rPr>
+        <w:t>on</w:t>
+      </w:r>
+      <w:r>
+        <w:rPr>
+          <w:rFonts w:ascii="Arial" w:eastAsia="Arial" w:hAnsi="Arial"/>
+          <w:sz w:val="18"/>
+          <w:highlight w:val="lightGray"/>
+        </w:rPr>
+        <w:t xml:space="preserve"> [8/18/2025]</w:t>
       </w:r>
     </w:p>
     <w:p>
@@ -1781,7 +2039,7 @@
           <w:noProof/>
         </w:rPr>
         <w:drawing>
-          <wp:inline distT="114300" distB="114300" distL="114300" distR="114300" wp14:anchorId="0D50CD75" wp14:editId="6FE6BB59">
+          <wp:inline distT="114300" distB="114300" distL="114300" distR="114300" wp14:anchorId="48EA6362" wp14:editId="62F38E27">
             <wp:extent cx="5943600" cy="2247900"/>
             <wp:effectExtent l="0" t="0" r="0" b="0"/>
             <wp:docPr id="4" name="image4.png"/>
@@ -2510,7 +2768,7 @@
     </w:tbl>
     <w:p>
       <w:r>
-        <w:pict w14:anchorId="6BF8C71A">
+        <w:pict w14:anchorId="01A8B0C4">
           <v:rect id="_x0000_i1034" style="width:0;height:1.5pt" o:hralign="center" o:hrstd="t" o:hr="t" fillcolor="#a0a0a0" stroked="f"/>
         </w:pict>
       </w:r>
@@ -2537,51 +2795,77 @@
       </w:pPr>
       <w:r>
         <w:rPr>
-          <w:b/>
-          <w:shd w:val="clear" w:color="auto" w:fill="B7B7B7"/>
-        </w:rPr>
-        <w:t># Source</w:t>
-      </w:r>
-      <w:r>
-        <w:rPr>
-          <w:shd w:val="clear" w:color="auto" w:fill="B7B7B7"/>
-        </w:rPr>
-        <w:t xml:space="preserve">: </w:t>
-      </w:r>
-      <w:r>
-        <w:rPr>
-          <w:b/>
-          <w:shd w:val="clear" w:color="auto" w:fill="B7B7B7"/>
-        </w:rPr>
-        <w:t xml:space="preserve">Chatgpt </w:t>
-      </w:r>
-      <w:r>
-        <w:rPr>
-          <w:b/>
-          <w:sz w:val="14"/>
-          <w:szCs w:val="14"/>
-          <w:shd w:val="clear" w:color="auto" w:fill="B7B7B7"/>
-        </w:rPr>
-        <w:t>(GPT</w:t>
-      </w:r>
-      <w:r>
-        <w:rPr>
-          <w:rFonts w:ascii="Cambria Math" w:hAnsi="Cambria Math" w:cs="Cambria Math"/>
-          <w:b/>
-          <w:sz w:val="14"/>
-          <w:szCs w:val="14"/>
-          <w:shd w:val="clear" w:color="auto" w:fill="B7B7B7"/>
+          <w:rFonts w:ascii="Arial" w:eastAsia="Arial" w:hAnsi="Arial" w:cs="Arial"/>
+          <w:b/>
+          <w:color w:val="000000"/>
+          <w:sz w:val="18"/>
+          <w:highlight w:val="lightGray"/>
+        </w:rPr>
+        <w:t># Source: AI Source: Provided by: [Data Path</w:t>
+      </w:r>
+      <w:r>
+        <w:rPr>
+          <w:rFonts w:ascii="Arial" w:eastAsia="Arial" w:hAnsi="Arial" w:cs="Arial"/>
+          <w:color w:val="000000"/>
+          <w:sz w:val="18"/>
+          <w:highlight w:val="lightGray"/>
+        </w:rPr>
+        <w:t xml:space="preserve">: Persons Table -&gt; ID Column: 1, Name_En Column: Motasem Essam] -&gt; </w:t>
+      </w:r>
+      <w:r>
+        <w:rPr>
+          <w:rFonts w:ascii="Arial" w:eastAsia="Arial" w:hAnsi="Arial" w:cs="Arial"/>
+          <w:b/>
+          <w:color w:val="000000"/>
+          <w:sz w:val="18"/>
+          <w:highlight w:val="lightGray"/>
+        </w:rPr>
+        <w:t>From:</w:t>
+      </w:r>
+      <w:r>
+        <w:rPr>
+          <w:rFonts w:ascii="Arial" w:eastAsia="Arial" w:hAnsi="Arial" w:cs="Arial"/>
+          <w:color w:val="000000"/>
+          <w:sz w:val="18"/>
+          <w:highlight w:val="lightGray"/>
+        </w:rPr>
+        <w:t xml:space="preserve"> [Chatgpt (GPT</w:t>
+      </w:r>
+      <w:r>
+        <w:rPr>
+          <w:rFonts w:ascii="Arial" w:eastAsia="Arial" w:hAnsi="Arial" w:cs="Cambria Math"/>
+          <w:color w:val="000000"/>
+          <w:sz w:val="18"/>
+          <w:highlight w:val="lightGray"/>
         </w:rPr>
         <w:t>‑</w:t>
       </w:r>
       <w:r>
         <w:rPr>
-          <w:b/>
-          <w:sz w:val="14"/>
-          <w:szCs w:val="14"/>
-          <w:shd w:val="clear" w:color="auto" w:fill="B7B7B7"/>
-        </w:rPr>
-        <w:t>5 Mini) at [8/18/2025]</w:t>
+          <w:rFonts w:ascii="Arial" w:eastAsia="Arial" w:hAnsi="Arial" w:cs="Arial"/>
+          <w:color w:val="000000"/>
+          <w:sz w:val="18"/>
+          <w:highlight w:val="lightGray"/>
+        </w:rPr>
+        <w:t xml:space="preserve">5 Mini)] </w:t>
+      </w:r>
+      <w:r>
+        <w:rPr>
+          <w:rFonts w:ascii="Arial" w:eastAsia="Arial" w:hAnsi="Arial" w:cs="Arial"/>
+          <w:b/>
+          <w:color w:val="000000"/>
+          <w:sz w:val="18"/>
+          <w:highlight w:val="lightGray"/>
+        </w:rPr>
+        <w:t>on</w:t>
+      </w:r>
+      <w:r>
+        <w:rPr>
+          <w:rFonts w:ascii="Arial" w:eastAsia="Arial" w:hAnsi="Arial"/>
+          <w:sz w:val="18"/>
+          <w:highlight w:val="lightGray"/>
+        </w:rPr>
+        <w:t xml:space="preserve"> [8/18/2025]</w:t>
       </w:r>
     </w:p>
     <w:p>
@@ -2590,7 +2874,7 @@
           <w:ilvl w:val="0"/>
           <w:numId w:val="6"/>
         </w:numPr>
-        <w:spacing w:before="240"/>
+        <w:spacing w:before="240" w:after="0" w:line="276" w:lineRule="auto"/>
       </w:pPr>
       <w:r>
         <w:rPr>
@@ -2624,6 +2908,7 @@
           <w:ilvl w:val="0"/>
           <w:numId w:val="6"/>
         </w:numPr>
+        <w:spacing w:after="0" w:line="276" w:lineRule="auto"/>
       </w:pPr>
       <w:r>
         <w:rPr>
@@ -2657,12 +2942,12 @@
           <w:ilvl w:val="0"/>
           <w:numId w:val="6"/>
         </w:numPr>
-      </w:pPr>
-      <w:r>
-        <w:rPr>
-          <w:rFonts w:ascii="Roboto Mono" w:eastAsia="Roboto Mono" w:hAnsi="Roboto Mono" w:cs="Roboto Mono"/>
-        </w:rPr>
-        <w:lastRenderedPageBreak/>
+        <w:spacing w:after="0" w:line="276" w:lineRule="auto"/>
+      </w:pPr>
+      <w:r>
+        <w:rPr>
+          <w:rFonts w:ascii="Roboto Mono" w:eastAsia="Roboto Mono" w:hAnsi="Roboto Mono" w:cs="Roboto Mono"/>
+        </w:rPr>
         <w:t xml:space="preserve">Help </w:t>
       </w:r>
       <w:r>
@@ -2691,7 +2976,7 @@
           <w:ilvl w:val="0"/>
           <w:numId w:val="6"/>
         </w:numPr>
-        <w:spacing w:after="240"/>
+        <w:spacing w:after="240" w:line="276" w:lineRule="auto"/>
       </w:pPr>
       <w:r>
         <w:rPr>
@@ -2721,7 +3006,7 @@
     </w:p>
     <w:p>
       <w:r>
-        <w:pict w14:anchorId="41FB2ABA">
+        <w:pict w14:anchorId="3F91FA70">
           <v:rect id="_x0000_i1035" style="width:0;height:1.5pt" o:hralign="center" o:hrstd="t" o:hr="t" fillcolor="#a0a0a0" stroked="f"/>
         </w:pict>
       </w:r>
@@ -2748,13 +3033,14 @@
         <w:t>Defect Metrics = indicators that show the quality of the product and the efficiency of the testing process in finding &amp; resolving bugs.</w:t>
       </w:r>
     </w:p>
+    <w:p/>
     <w:p/>
     <w:p/>
     <w:sectPr>
       <w:pgSz w:w="12240" w:h="15840"/>
       <w:pgMar w:top="1440" w:right="1440" w:bottom="1440" w:left="1440" w:header="720" w:footer="720" w:gutter="0"/>
-      <w:pgNumType w:start="1"/>
       <w:cols w:space="720"/>
+      <w:docGrid w:linePitch="360"/>
     </w:sectPr>
   </w:body>
 </w:document>
@@ -4209,18 +4495,6 @@
   <w:style w:type="paragraph" w:default="1" w:styleId="Normal">
     <w:name w:val="Normal"/>
     <w:qFormat/>
-    <w:rsid w:val="00C74F77"/>
-    <w:pPr>
-      <w:spacing w:after="0" w:line="276" w:lineRule="auto"/>
-    </w:pPr>
-    <w:rPr>
-      <w:rFonts w:ascii="Arial" w:eastAsia="Arial" w:hAnsi="Arial" w:cs="Arial"/>
-      <w:kern w:val="0"/>
-      <w:sz w:val="22"/>
-      <w:szCs w:val="22"/>
-      <w:lang w:val="en"/>
-      <w14:ligatures w14:val="none"/>
-    </w:rPr>
   </w:style>
   <w:style w:type="paragraph" w:styleId="Heading1">
     <w:name w:val="heading 1"/>
@@ -4229,7 +4503,7 @@
     <w:link w:val="Heading1Char"/>
     <w:uiPriority w:val="9"/>
     <w:qFormat/>
-    <w:rsid w:val="00DB1E25"/>
+    <w:rsid w:val="00D22160"/>
     <w:pPr>
       <w:keepNext/>
       <w:keepLines/>
@@ -4251,7 +4525,7 @@
     <w:uiPriority w:val="9"/>
     <w:unhideWhenUsed/>
     <w:qFormat/>
-    <w:rsid w:val="00DB1E25"/>
+    <w:rsid w:val="00D22160"/>
     <w:pPr>
       <w:keepNext/>
       <w:keepLines/>
@@ -4273,7 +4547,7 @@
     <w:uiPriority w:val="9"/>
     <w:unhideWhenUsed/>
     <w:qFormat/>
-    <w:rsid w:val="00DB1E25"/>
+    <w:rsid w:val="00D22160"/>
     <w:pPr>
       <w:keepNext/>
       <w:keepLines/>
@@ -4296,7 +4570,7 @@
     <w:semiHidden/>
     <w:unhideWhenUsed/>
     <w:qFormat/>
-    <w:rsid w:val="00DB1E25"/>
+    <w:rsid w:val="00D22160"/>
     <w:pPr>
       <w:keepNext/>
       <w:keepLines/>
@@ -4319,7 +4593,7 @@
     <w:semiHidden/>
     <w:unhideWhenUsed/>
     <w:qFormat/>
-    <w:rsid w:val="00DB1E25"/>
+    <w:rsid w:val="00D22160"/>
     <w:pPr>
       <w:keepNext/>
       <w:keepLines/>
@@ -4340,11 +4614,11 @@
     <w:semiHidden/>
     <w:unhideWhenUsed/>
     <w:qFormat/>
-    <w:rsid w:val="00DB1E25"/>
+    <w:rsid w:val="00D22160"/>
     <w:pPr>
       <w:keepNext/>
       <w:keepLines/>
-      <w:spacing w:before="40"/>
+      <w:spacing w:before="40" w:after="0"/>
       <w:outlineLvl w:val="5"/>
     </w:pPr>
     <w:rPr>
@@ -4363,11 +4637,11 @@
     <w:semiHidden/>
     <w:unhideWhenUsed/>
     <w:qFormat/>
-    <w:rsid w:val="00DB1E25"/>
+    <w:rsid w:val="00D22160"/>
     <w:pPr>
       <w:keepNext/>
       <w:keepLines/>
-      <w:spacing w:before="40"/>
+      <w:spacing w:before="40" w:after="0"/>
       <w:outlineLvl w:val="6"/>
     </w:pPr>
     <w:rPr>
@@ -4384,10 +4658,11 @@
     <w:semiHidden/>
     <w:unhideWhenUsed/>
     <w:qFormat/>
-    <w:rsid w:val="00DB1E25"/>
+    <w:rsid w:val="00D22160"/>
     <w:pPr>
       <w:keepNext/>
       <w:keepLines/>
+      <w:spacing w:after="0"/>
       <w:outlineLvl w:val="7"/>
     </w:pPr>
     <w:rPr>
@@ -4406,10 +4681,11 @@
     <w:semiHidden/>
     <w:unhideWhenUsed/>
     <w:qFormat/>
-    <w:rsid w:val="00DB1E25"/>
+    <w:rsid w:val="00D22160"/>
     <w:pPr>
       <w:keepNext/>
       <w:keepLines/>
+      <w:spacing w:after="0"/>
       <w:outlineLvl w:val="8"/>
     </w:pPr>
     <w:rPr>
@@ -4449,7 +4725,7 @@
     <w:basedOn w:val="DefaultParagraphFont"/>
     <w:link w:val="Heading1"/>
     <w:uiPriority w:val="9"/>
-    <w:rsid w:val="00DB1E25"/>
+    <w:rsid w:val="00D22160"/>
     <w:rPr>
       <w:rFonts w:asciiTheme="majorHAnsi" w:eastAsiaTheme="majorEastAsia" w:hAnsiTheme="majorHAnsi" w:cstheme="majorBidi"/>
       <w:color w:val="2F5496" w:themeColor="accent1" w:themeShade="BF"/>
@@ -4462,7 +4738,7 @@
     <w:basedOn w:val="DefaultParagraphFont"/>
     <w:link w:val="Heading2"/>
     <w:uiPriority w:val="9"/>
-    <w:rsid w:val="00DB1E25"/>
+    <w:rsid w:val="00D22160"/>
     <w:rPr>
       <w:rFonts w:asciiTheme="majorHAnsi" w:eastAsiaTheme="majorEastAsia" w:hAnsiTheme="majorHAnsi" w:cstheme="majorBidi"/>
       <w:color w:val="2F5496" w:themeColor="accent1" w:themeShade="BF"/>
@@ -4475,7 +4751,7 @@
     <w:basedOn w:val="DefaultParagraphFont"/>
     <w:link w:val="Heading3"/>
     <w:uiPriority w:val="9"/>
-    <w:rsid w:val="00DB1E25"/>
+    <w:rsid w:val="00D22160"/>
     <w:rPr>
       <w:rFonts w:eastAsiaTheme="majorEastAsia" w:cstheme="majorBidi"/>
       <w:color w:val="2F5496" w:themeColor="accent1" w:themeShade="BF"/>
@@ -4489,7 +4765,7 @@
     <w:link w:val="Heading4"/>
     <w:uiPriority w:val="9"/>
     <w:semiHidden/>
-    <w:rsid w:val="00DB1E25"/>
+    <w:rsid w:val="00D22160"/>
     <w:rPr>
       <w:rFonts w:eastAsiaTheme="majorEastAsia" w:cstheme="majorBidi"/>
       <w:i/>
@@ -4503,7 +4779,7 @@
     <w:link w:val="Heading5"/>
     <w:uiPriority w:val="9"/>
     <w:semiHidden/>
-    <w:rsid w:val="00DB1E25"/>
+    <w:rsid w:val="00D22160"/>
     <w:rPr>
       <w:rFonts w:eastAsiaTheme="majorEastAsia" w:cstheme="majorBidi"/>
       <w:color w:val="2F5496" w:themeColor="accent1" w:themeShade="BF"/>
@@ -4515,7 +4791,7 @@
     <w:link w:val="Heading6"/>
     <w:uiPriority w:val="9"/>
     <w:semiHidden/>
-    <w:rsid w:val="00DB1E25"/>
+    <w:rsid w:val="00D22160"/>
     <w:rPr>
       <w:rFonts w:eastAsiaTheme="majorEastAsia" w:cstheme="majorBidi"/>
       <w:i/>
@@ -4529,7 +4805,7 @@
     <w:link w:val="Heading7"/>
     <w:uiPriority w:val="9"/>
     <w:semiHidden/>
-    <w:rsid w:val="00DB1E25"/>
+    <w:rsid w:val="00D22160"/>
     <w:rPr>
       <w:rFonts w:eastAsiaTheme="majorEastAsia" w:cstheme="majorBidi"/>
       <w:color w:val="595959" w:themeColor="text1" w:themeTint="A6"/>
@@ -4541,7 +4817,7 @@
     <w:link w:val="Heading8"/>
     <w:uiPriority w:val="9"/>
     <w:semiHidden/>
-    <w:rsid w:val="00DB1E25"/>
+    <w:rsid w:val="00D22160"/>
     <w:rPr>
       <w:rFonts w:eastAsiaTheme="majorEastAsia" w:cstheme="majorBidi"/>
       <w:i/>
@@ -4555,7 +4831,7 @@
     <w:link w:val="Heading9"/>
     <w:uiPriority w:val="9"/>
     <w:semiHidden/>
-    <w:rsid w:val="00DB1E25"/>
+    <w:rsid w:val="00D22160"/>
     <w:rPr>
       <w:rFonts w:eastAsiaTheme="majorEastAsia" w:cstheme="majorBidi"/>
       <w:color w:val="272727" w:themeColor="text1" w:themeTint="D8"/>
@@ -4568,7 +4844,7 @@
     <w:link w:val="TitleChar"/>
     <w:uiPriority w:val="10"/>
     <w:qFormat/>
-    <w:rsid w:val="00DB1E25"/>
+    <w:rsid w:val="00D22160"/>
     <w:pPr>
       <w:spacing w:after="80" w:line="240" w:lineRule="auto"/>
       <w:contextualSpacing/>
@@ -4586,7 +4862,7 @@
     <w:basedOn w:val="DefaultParagraphFont"/>
     <w:link w:val="Title"/>
     <w:uiPriority w:val="10"/>
-    <w:rsid w:val="00DB1E25"/>
+    <w:rsid w:val="00D22160"/>
     <w:rPr>
       <w:rFonts w:asciiTheme="majorHAnsi" w:eastAsiaTheme="majorEastAsia" w:hAnsiTheme="majorHAnsi" w:cstheme="majorBidi"/>
       <w:spacing w:val="-10"/>
@@ -4602,7 +4878,7 @@
     <w:link w:val="SubtitleChar"/>
     <w:uiPriority w:val="11"/>
     <w:qFormat/>
-    <w:rsid w:val="00DB1E25"/>
+    <w:rsid w:val="00D22160"/>
     <w:pPr>
       <w:numPr>
         <w:ilvl w:val="1"/>
@@ -4621,7 +4897,7 @@
     <w:basedOn w:val="DefaultParagraphFont"/>
     <w:link w:val="Subtitle"/>
     <w:uiPriority w:val="11"/>
-    <w:rsid w:val="00DB1E25"/>
+    <w:rsid w:val="00D22160"/>
     <w:rPr>
       <w:rFonts w:eastAsiaTheme="majorEastAsia" w:cstheme="majorBidi"/>
       <w:color w:val="595959" w:themeColor="text1" w:themeTint="A6"/>
@@ -4637,7 +4913,7 @@
     <w:link w:val="QuoteChar"/>
     <w:uiPriority w:val="29"/>
     <w:qFormat/>
-    <w:rsid w:val="00DB1E25"/>
+    <w:rsid w:val="00D22160"/>
     <w:pPr>
       <w:spacing w:before="160"/>
       <w:jc w:val="center"/>
@@ -4653,7 +4929,7 @@
     <w:basedOn w:val="DefaultParagraphFont"/>
     <w:link w:val="Quote"/>
     <w:uiPriority w:val="29"/>
-    <w:rsid w:val="00DB1E25"/>
+    <w:rsid w:val="00D22160"/>
     <w:rPr>
       <w:i/>
       <w:iCs/>
@@ -4665,7 +4941,7 @@
     <w:basedOn w:val="Normal"/>
     <w:uiPriority w:val="34"/>
     <w:qFormat/>
-    <w:rsid w:val="00DB1E25"/>
+    <w:rsid w:val="00D22160"/>
     <w:pPr>
       <w:ind w:left="720"/>
       <w:contextualSpacing/>
@@ -4676,7 +4952,7 @@
     <w:basedOn w:val="DefaultParagraphFont"/>
     <w:uiPriority w:val="21"/>
     <w:qFormat/>
-    <w:rsid w:val="00DB1E25"/>
+    <w:rsid w:val="00D22160"/>
     <w:rPr>
       <w:i/>
       <w:iCs/>
@@ -4690,7 +4966,7 @@
     <w:link w:val="IntenseQuoteChar"/>
     <w:uiPriority w:val="30"/>
     <w:qFormat/>
-    <w:rsid w:val="00DB1E25"/>
+    <w:rsid w:val="00D22160"/>
     <w:pPr>
       <w:pBdr>
         <w:top w:val="single" w:sz="4" w:space="10" w:color="2F5496" w:themeColor="accent1" w:themeShade="BF"/>
@@ -4711,7 +4987,7 @@
     <w:basedOn w:val="DefaultParagraphFont"/>
     <w:link w:val="IntenseQuote"/>
     <w:uiPriority w:val="30"/>
-    <w:rsid w:val="00DB1E25"/>
+    <w:rsid w:val="00D22160"/>
     <w:rPr>
       <w:i/>
       <w:iCs/>
@@ -4723,7 +4999,7 @@
     <w:basedOn w:val="DefaultParagraphFont"/>
     <w:uiPriority w:val="32"/>
     <w:qFormat/>
-    <w:rsid w:val="00DB1E25"/>
+    <w:rsid w:val="00D22160"/>
     <w:rPr>
       <w:b/>
       <w:bCs/>
